--- a/docs/SRS_Sales_Data_Analysis.docx
+++ b/docs/SRS_Sales_Data_Analysis.docx
@@ -66,7 +66,21 @@
         <w:rPr>
           <w:lang w:val="en-IN"/>
         </w:rPr>
-        <w:t xml:space="preserve">The goal of this project is to build a data pipeline that analyzes the </w:t>
+        <w:t xml:space="preserve">The goal of this project is to build a data pipeline that </w:t>
+      </w:r>
+      <w:proofErr w:type="spellStart"/>
+      <w:r>
+        <w:rPr>
+          <w:lang w:val="en-IN"/>
+        </w:rPr>
+        <w:t>analyzes</w:t>
+      </w:r>
+      <w:proofErr w:type="spellEnd"/>
+      <w:r>
+        <w:rPr>
+          <w:lang w:val="en-IN"/>
+        </w:rPr>
+        <w:t xml:space="preserve"> the </w:t>
       </w:r>
       <w:r>
         <w:rPr>
@@ -397,7 +411,21 @@
         <w:rPr>
           <w:lang w:val="en-IN"/>
         </w:rPr>
-        <w:t xml:space="preserve"> Import and parse the Superstore CSV/Excel dataset into a structured format (Pandas DataFrame/SQL Table).</w:t>
+        <w:t xml:space="preserve"> Import and parse the Superstore CSV/Excel dataset into a structured format (Pandas </w:t>
+      </w:r>
+      <w:proofErr w:type="spellStart"/>
+      <w:r>
+        <w:rPr>
+          <w:lang w:val="en-IN"/>
+        </w:rPr>
+        <w:t>DataFrame</w:t>
+      </w:r>
+      <w:proofErr w:type="spellEnd"/>
+      <w:r>
+        <w:rPr>
+          <w:lang w:val="en-IN"/>
+        </w:rPr>
+        <w:t>/SQL Table).</w:t>
       </w:r>
     </w:p>
     <w:p>
@@ -519,7 +547,21 @@
         <w:rPr>
           <w:lang w:val="en-IN"/>
         </w:rPr>
-        <w:t>Use Case 1: Analyze Sales by Region</w:t>
+        <w:t xml:space="preserve">Use Case 1: </w:t>
+      </w:r>
+      <w:proofErr w:type="spellStart"/>
+      <w:r>
+        <w:rPr>
+          <w:lang w:val="en-IN"/>
+        </w:rPr>
+        <w:t>Analyze</w:t>
+      </w:r>
+      <w:proofErr w:type="spellEnd"/>
+      <w:r>
+        <w:rPr>
+          <w:lang w:val="en-IN"/>
+        </w:rPr>
+        <w:t xml:space="preserve"> Sales by Region</w:t>
       </w:r>
     </w:p>
     <w:p>
@@ -549,7 +591,21 @@
         <w:rPr>
           <w:lang w:val="en-IN"/>
         </w:rPr>
-        <w:t>Description: The user analyzes region-wise sales to identify top-performing areas.</w:t>
+        <w:t xml:space="preserve">Description: The user </w:t>
+      </w:r>
+      <w:proofErr w:type="spellStart"/>
+      <w:r>
+        <w:rPr>
+          <w:lang w:val="en-IN"/>
+        </w:rPr>
+        <w:t>analyzes</w:t>
+      </w:r>
+      <w:proofErr w:type="spellEnd"/>
+      <w:r>
+        <w:rPr>
+          <w:lang w:val="en-IN"/>
+        </w:rPr>
+        <w:t xml:space="preserve"> region-wise sales to identify top-performing areas.</w:t>
       </w:r>
     </w:p>
     <w:p>
@@ -626,7 +682,21 @@
         <w:rPr>
           <w:lang w:val="en-IN"/>
         </w:rPr>
-        <w:t>Use Case 3: Analyze Profitability</w:t>
+        <w:t xml:space="preserve">Use Case 3: </w:t>
+      </w:r>
+      <w:proofErr w:type="spellStart"/>
+      <w:r>
+        <w:rPr>
+          <w:lang w:val="en-IN"/>
+        </w:rPr>
+        <w:t>Analyze</w:t>
+      </w:r>
+      <w:proofErr w:type="spellEnd"/>
+      <w:r>
+        <w:rPr>
+          <w:lang w:val="en-IN"/>
+        </w:rPr>
+        <w:t xml:space="preserve"> Profitability</w:t>
       </w:r>
     </w:p>
     <w:p>
@@ -692,7 +762,21 @@
         <w:rPr>
           <w:lang w:val="en-IN"/>
         </w:rPr>
-        <w:t xml:space="preserve"> The system shall process and analyze 10,000+ records (the full Superstore dataset) in under 10 seconds.</w:t>
+        <w:t xml:space="preserve"> The system shall process and </w:t>
+      </w:r>
+      <w:proofErr w:type="spellStart"/>
+      <w:r>
+        <w:rPr>
+          <w:lang w:val="en-IN"/>
+        </w:rPr>
+        <w:t>analyze</w:t>
+      </w:r>
+      <w:proofErr w:type="spellEnd"/>
+      <w:r>
+        <w:rPr>
+          <w:lang w:val="en-IN"/>
+        </w:rPr>
+        <w:t xml:space="preserve"> 10,000+ records (the full Superstore dataset) in under 10 seconds.</w:t>
       </w:r>
     </w:p>
     <w:p>
@@ -756,7 +840,35 @@
         <w:rPr>
           <w:lang w:val="en-IN"/>
         </w:rPr>
-        <w:t xml:space="preserve"> standards, using modular functions and a structured directory (/src, /sql, /Notebooks) for ease of updates.</w:t>
+        <w:t xml:space="preserve"> standards, using modular functions and a structured directory (/</w:t>
+      </w:r>
+      <w:proofErr w:type="spellStart"/>
+      <w:r>
+        <w:rPr>
+          <w:lang w:val="en-IN"/>
+        </w:rPr>
+        <w:t>src</w:t>
+      </w:r>
+      <w:proofErr w:type="spellEnd"/>
+      <w:r>
+        <w:rPr>
+          <w:lang w:val="en-IN"/>
+        </w:rPr>
+        <w:t>, /</w:t>
+      </w:r>
+      <w:proofErr w:type="spellStart"/>
+      <w:r>
+        <w:rPr>
+          <w:lang w:val="en-IN"/>
+        </w:rPr>
+        <w:t>sql</w:t>
+      </w:r>
+      <w:proofErr w:type="spellEnd"/>
+      <w:r>
+        <w:rPr>
+          <w:lang w:val="en-IN"/>
+        </w:rPr>
+        <w:t>, /Notebooks) for ease of updates.</w:t>
       </w:r>
     </w:p>
     <w:p>
@@ -879,7 +991,15 @@
           <w:bCs/>
           <w:lang w:val="en-IN"/>
         </w:rPr>
-        <w:t>Python 3.10+</w:t>
+        <w:t>Python 3.</w:t>
+      </w:r>
+      <w:r>
+        <w:rPr>
+          <w:b/>
+          <w:bCs/>
+          <w:lang w:val="en-IN"/>
+        </w:rPr>
+        <w:t>12.7</w:t>
       </w:r>
       <w:r>
         <w:rPr>
@@ -1183,19 +1303,51 @@
         </w:rPr>
         <w:t xml:space="preserve"> </w:t>
       </w:r>
+      <w:proofErr w:type="spellStart"/>
       <w:r>
         <w:rPr>
           <w:b/>
           <w:bCs/>
           <w:lang w:val="en-IN"/>
         </w:rPr>
-        <w:t>Jupyter Notebooks</w:t>
-      </w:r>
-      <w:r>
-        <w:rPr>
-          <w:lang w:val="en-IN"/>
-        </w:rPr>
-        <w:t xml:space="preserve"> (.ipynb) for iterative exploratory data analysis (EDA).</w:t>
+        <w:t>Jupyter</w:t>
+      </w:r>
+      <w:proofErr w:type="spellEnd"/>
+      <w:r>
+        <w:rPr>
+          <w:b/>
+          <w:bCs/>
+          <w:lang w:val="en-IN"/>
+        </w:rPr>
+        <w:t xml:space="preserve"> Notebooks</w:t>
+      </w:r>
+      <w:r>
+        <w:rPr>
+          <w:lang w:val="en-IN"/>
+        </w:rPr>
+        <w:t xml:space="preserve"> </w:t>
+      </w:r>
+      <w:proofErr w:type="gramStart"/>
+      <w:r>
+        <w:rPr>
+          <w:lang w:val="en-IN"/>
+        </w:rPr>
+        <w:t>(.</w:t>
+      </w:r>
+      <w:proofErr w:type="spellStart"/>
+      <w:r>
+        <w:rPr>
+          <w:lang w:val="en-IN"/>
+        </w:rPr>
+        <w:t>ipynb</w:t>
+      </w:r>
+      <w:proofErr w:type="spellEnd"/>
+      <w:proofErr w:type="gramEnd"/>
+      <w:r>
+        <w:rPr>
+          <w:lang w:val="en-IN"/>
+        </w:rPr>
+        <w:t>) for iterative exploratory data analysis (EDA).</w:t>
       </w:r>
     </w:p>
     <w:p>
@@ -1328,7 +1480,7 @@
           <w:szCs w:val="18"/>
           <w:lang w:val="en-IN"/>
         </w:rPr>
-        <w:t>│</w:t>
+        <w:t>├──</w:t>
       </w:r>
       <w:r>
         <w:rPr>
@@ -1337,8 +1489,17 @@
           <w:szCs w:val="18"/>
           <w:lang w:val="en-IN"/>
         </w:rPr>
-        <w:t xml:space="preserve">   </w:t>
-      </w:r>
+        <w:t xml:space="preserve"> notebooks/</w:t>
+      </w:r>
+    </w:p>
+    <w:p>
+      <w:pPr>
+        <w:rPr>
+          <w:sz w:val="18"/>
+          <w:szCs w:val="18"/>
+          <w:lang w:val="en-IN"/>
+        </w:rPr>
+      </w:pPr>
       <w:r>
         <w:rPr>
           <w:rFonts w:hint="eastAsia"/>
@@ -1355,17 +1516,9 @@
           <w:szCs w:val="18"/>
           <w:lang w:val="en-IN"/>
         </w:rPr>
-        <w:t xml:space="preserve"> raw/</w:t>
-      </w:r>
-    </w:p>
-    <w:p>
-      <w:pPr>
-        <w:rPr>
-          <w:sz w:val="18"/>
-          <w:szCs w:val="18"/>
-          <w:lang w:val="en-IN"/>
-        </w:rPr>
-      </w:pPr>
+        <w:t xml:space="preserve"> </w:t>
+      </w:r>
+      <w:proofErr w:type="spellStart"/>
       <w:r>
         <w:rPr>
           <w:rFonts w:hint="eastAsia"/>
@@ -1373,8 +1526,9 @@
           <w:szCs w:val="18"/>
           <w:lang w:val="en-IN"/>
         </w:rPr>
-        <w:t>│</w:t>
-      </w:r>
+        <w:t>src</w:t>
+      </w:r>
+      <w:proofErr w:type="spellEnd"/>
       <w:r>
         <w:rPr>
           <w:rFonts w:hint="eastAsia"/>
@@ -1382,8 +1536,17 @@
           <w:szCs w:val="18"/>
           <w:lang w:val="en-IN"/>
         </w:rPr>
-        <w:t xml:space="preserve">   </w:t>
-      </w:r>
+        <w:t>/</w:t>
+      </w:r>
+    </w:p>
+    <w:p>
+      <w:pPr>
+        <w:rPr>
+          <w:sz w:val="18"/>
+          <w:szCs w:val="18"/>
+          <w:lang w:val="en-IN"/>
+        </w:rPr>
+      </w:pPr>
       <w:r>
         <w:rPr>
           <w:rFonts w:hint="eastAsia"/>
@@ -1391,7 +1554,7 @@
           <w:szCs w:val="18"/>
           <w:lang w:val="en-IN"/>
         </w:rPr>
-        <w:t>└──</w:t>
+        <w:t>├──</w:t>
       </w:r>
       <w:r>
         <w:rPr>
@@ -1400,17 +1563,9 @@
           <w:szCs w:val="18"/>
           <w:lang w:val="en-IN"/>
         </w:rPr>
-        <w:t xml:space="preserve"> processed/</w:t>
-      </w:r>
-    </w:p>
-    <w:p>
-      <w:pPr>
-        <w:rPr>
-          <w:sz w:val="18"/>
-          <w:szCs w:val="18"/>
-          <w:lang w:val="en-IN"/>
-        </w:rPr>
-      </w:pPr>
+        <w:t xml:space="preserve"> </w:t>
+      </w:r>
+      <w:proofErr w:type="spellStart"/>
       <w:r>
         <w:rPr>
           <w:rFonts w:hint="eastAsia"/>
@@ -1418,8 +1573,9 @@
           <w:szCs w:val="18"/>
           <w:lang w:val="en-IN"/>
         </w:rPr>
-        <w:t>├──</w:t>
-      </w:r>
+        <w:t>sql</w:t>
+      </w:r>
+      <w:proofErr w:type="spellEnd"/>
       <w:r>
         <w:rPr>
           <w:rFonts w:hint="eastAsia"/>
@@ -1427,61 +1583,7 @@
           <w:szCs w:val="18"/>
           <w:lang w:val="en-IN"/>
         </w:rPr>
-        <w:t xml:space="preserve"> notebooks/</w:t>
-      </w:r>
-    </w:p>
-    <w:p>
-      <w:pPr>
-        <w:rPr>
-          <w:sz w:val="18"/>
-          <w:szCs w:val="18"/>
-          <w:lang w:val="en-IN"/>
-        </w:rPr>
-      </w:pPr>
-      <w:r>
-        <w:rPr>
-          <w:rFonts w:hint="eastAsia"/>
-          <w:sz w:val="18"/>
-          <w:szCs w:val="18"/>
-          <w:lang w:val="en-IN"/>
-        </w:rPr>
-        <w:t>├──</w:t>
-      </w:r>
-      <w:r>
-        <w:rPr>
-          <w:rFonts w:hint="eastAsia"/>
-          <w:sz w:val="18"/>
-          <w:szCs w:val="18"/>
-          <w:lang w:val="en-IN"/>
-        </w:rPr>
-        <w:t xml:space="preserve"> src/</w:t>
-      </w:r>
-    </w:p>
-    <w:p>
-      <w:pPr>
-        <w:rPr>
-          <w:sz w:val="18"/>
-          <w:szCs w:val="18"/>
-          <w:lang w:val="en-IN"/>
-        </w:rPr>
-      </w:pPr>
-      <w:r>
-        <w:rPr>
-          <w:rFonts w:hint="eastAsia"/>
-          <w:sz w:val="18"/>
-          <w:szCs w:val="18"/>
-          <w:lang w:val="en-IN"/>
-        </w:rPr>
-        <w:t>├──</w:t>
-      </w:r>
-      <w:r>
-        <w:rPr>
-          <w:rFonts w:hint="eastAsia"/>
-          <w:sz w:val="18"/>
-          <w:szCs w:val="18"/>
-          <w:lang w:val="en-IN"/>
-        </w:rPr>
-        <w:t xml:space="preserve"> sql/</w:t>
+        <w:t>/</w:t>
       </w:r>
     </w:p>
     <w:p>
@@ -1625,7 +1727,7 @@
         </w:numPr>
       </w:pPr>
       <w:r>
-        <w:t>The workflow begins with loading raw sales data from CSV files, followed by data cleaning and preprocessing using Python (Pandas). The cleaned data is then stored in a relational database (SQLite/PostgreSQL).</w:t>
+        <w:t>The workflow begins with loading raw sales data from CSV files, followed by data cleaning and preprocessing using Python (Pandas). The cleaned data is then stored in a relational database (PostgreSQL).</w:t>
       </w:r>
     </w:p>
     <w:p>
@@ -1798,8 +1900,7 @@
           <w:sz w:val="20"/>
           <w:szCs w:val="20"/>
         </w:rPr>
-        <w:lastRenderedPageBreak/>
-        <w:t>SQL database (SQLite/PostgreSQL)</w:t>
+        <w:t>SQL database (PostgreSQL)</w:t>
       </w:r>
     </w:p>
     <w:p>
@@ -1859,6 +1960,7 @@
           <w:sz w:val="20"/>
           <w:szCs w:val="20"/>
         </w:rPr>
+        <w:lastRenderedPageBreak/>
         <w:t>Visualization Layer:</w:t>
       </w:r>
     </w:p>
@@ -2372,7 +2474,6 @@
           <w:sz w:val="20"/>
           <w:szCs w:val="20"/>
         </w:rPr>
-        <w:lastRenderedPageBreak/>
         <w:t>Step 5: Data Analysis</w:t>
       </w:r>
     </w:p>
@@ -2433,6 +2534,7 @@
           <w:sz w:val="20"/>
           <w:szCs w:val="20"/>
         </w:rPr>
+        <w:lastRenderedPageBreak/>
         <w:t>Generate charts (bar, line, pie) to represent findings.</w:t>
       </w:r>
     </w:p>
@@ -2710,7 +2812,21 @@
         <w:rPr>
           <w:lang w:val="en-IN"/>
         </w:rPr>
-        <w:t xml:space="preserve"> A Jupyter Notebook or PDF document summarizing the key business recommendations.</w:t>
+        <w:t xml:space="preserve"> A </w:t>
+      </w:r>
+      <w:proofErr w:type="spellStart"/>
+      <w:r>
+        <w:rPr>
+          <w:lang w:val="en-IN"/>
+        </w:rPr>
+        <w:t>Jupyter</w:t>
+      </w:r>
+      <w:proofErr w:type="spellEnd"/>
+      <w:r>
+        <w:rPr>
+          <w:lang w:val="en-IN"/>
+        </w:rPr>
+        <w:t xml:space="preserve"> Notebook or PDF document summarizing the key business recommendations.</w:t>
       </w:r>
     </w:p>
     <w:p/>
@@ -2756,7 +2872,15 @@
     </w:p>
     <w:p>
       <w:r>
-        <w:t>- Integration with Power BI or Streamlit dashboard</w:t>
+        <w:t xml:space="preserve">- Integration with Power BI or </w:t>
+      </w:r>
+      <w:proofErr w:type="spellStart"/>
+      <w:r>
+        <w:t>Streamlit</w:t>
+      </w:r>
+      <w:proofErr w:type="spellEnd"/>
+      <w:r>
+        <w:t xml:space="preserve"> dashboard</w:t>
       </w:r>
     </w:p>
     <w:p>
